--- a/test-harness/corpus/T9/replace/after.docx
+++ b/test-harness/corpus/T9/replace/after.docx
@@ -47,30 +47,20 @@
             </w:pPr>
             <w:r/>
             <w:r>
-              <w:rPr>
-                <w:rFonts w:hint="default" w:ascii="Times New Roman" w:hAnsi="Times New Roman" w:eastAsia="Times New Roman" w:cs="Times New Roman"/>
-                <w:sz w:val="20"/>
-              </w:rPr>
-            </w:r>
-            <w:r>
               <mc:AlternateContent>
                 <mc:Choice Requires="wpg">
                   <w:drawing>
                     <wp:inline xmlns:wp="http://schemas.openxmlformats.org/drawingml/2006/wordprocessingDrawing" distT="0" distB="0" distL="0" distR="0">
                       <wp:extent cx="457200" cy="457200"/>
                       <wp:effectExtent l="0" t="0" r="0" b="0"/>
-                      <wp:docPr id="1" name=""/>
-                      <wp:cNvGraphicFramePr>
-                        <a:graphicFrameLocks xmlns:a="http://schemas.openxmlformats.org/drawingml/2006/main" noChangeAspect="1"/>
-                      </wp:cNvGraphicFramePr>
+                      <wp:docPr id="1" name="Picture 1"/>
+                      <wp:cNvGraphicFramePr/>
                       <a:graphic xmlns:a="http://schemas.openxmlformats.org/drawingml/2006/main">
                         <a:graphicData uri="http://schemas.openxmlformats.org/drawingml/2006/picture">
                           <pic:pic xmlns:pic="http://schemas.openxmlformats.org/drawingml/2006/picture">
                             <pic:nvPicPr>
-                              <pic:cNvPr id="1570699836" name=""/>
-                              <pic:cNvPicPr>
-                                <a:picLocks noChangeAspect="1"/>
-                              </pic:cNvPicPr>
+                              <pic:cNvPr id="1" name="scribe-img-2"/>
+                              <pic:cNvPicPr/>
                               <pic:nvPr/>
                             </pic:nvPicPr>
                             <pic:blipFill rotWithShape="1">
@@ -120,12 +110,6 @@
                   </w:pict>
                 </mc:Fallback>
               </mc:AlternateContent>
-            </w:r>
-            <w:r>
-              <w:rPr>
-                <w:rFonts w:hint="default" w:ascii="Times New Roman" w:hAnsi="Times New Roman" w:eastAsia="Times New Roman" w:cs="Times New Roman"/>
-                <w:sz w:val="20"/>
-              </w:rPr>
             </w:r>
             <w:r/>
           </w:p>
